--- a/tillsyn/A 24801-2026 tillsynsbegäran.docx
+++ b/tillsyn/A 24801-2026 tillsynsbegäran.docx
@@ -65,7 +65,7 @@
     </w:p>
     <w:p>
       <w:r>
-        <w:t>I och inom 20 meter från avverkningsanmälan finns fynd av 19 naturvårdsarter, varav 5 är rödlistade, 5 är fridlysta, 12 är typiska (T) och 9 är signalarter (S): knärot (VU, T, §8), blanksvart spiklav (NT), kolflarnlav (NT, T), talltita (NT, §4), ullticka (NT, T), björksplintborre (S), blåmossa (S, T), bronshjon (S, T), granbarkgnagare (S, T), jättesvampmal (S), stubbspretmossa (S, T), thomsons trägnagare (S), vedticka (S, T), vågbandad barkbock (S), kransmossa (T), skriftlav (T), spillkråka (T, §4), tofsmes (T, §4) och fläcknycklar (§8). Se Figur 1.</w:t>
+        <w:t>I och inom 20 meter från avverkningsanmälan finns fynd av 23 naturvårdsarter, varav 6 är rödlistade, 7 är fridlysta, 14 är typiska (T) och 10 är signalarter (S): knärot (VU, T, §8), blanksvart spiklav (NT), kolflarnlav (NT, T), tallticka (NT, T), talltita (NT, §4), ullticka (NT, T), björksplintborre (S), blåmossa (S, T), bronshjon (S, T), granbarkgnagare (S, T), jättesvampmal (S), mindre märgborre (S, T), stubbspretmossa (S, T), thomsons trägnagare (S), vedticka (S, T), vågbandad barkbock (S), kransmossa (T), skriftlav (T), spillkråka (T, §4), tofsmes (T, §4), vanlig groda (§6), vanlig snok (§6) och fläcknycklar (§8). Se Figur 1.</w:t>
       </w:r>
     </w:p>
     <w:p>
@@ -153,7 +153,7 @@
     </w:p>
     <w:p>
       <w:r>
-        <w:t>I det avverkningsanmälda området finns 2 fyndplatser för knärot registrerade på Artportalen. Figur 2 visar gränserna för buffertzoner på 50 m, som behöver lämnas kring fyndplatserna för att knärotslokalerna inte ska försvinna vid en avverkning. Av det avverkningsanmälda området överlappar 0.77 ha med buffertzonerna och får av detta skäl inte avverkas.</w:t>
+        <w:t>I det avverkningsanmälda området finns 3 fyndplatser för knärot registrerade på Artportalen. Figur 2 visar gränserna för buffertzoner på 50 m, som behöver lämnas kring fyndplatserna för att knärotslokalerna inte ska försvinna vid en avverkning. Av det avverkningsanmälda området överlappar 1.28 ha med buffertzonerna och får av detta skäl inte avverkas.</w:t>
       </w:r>
     </w:p>
     <w:p>
@@ -240,6 +240,35 @@
         <w:rPr>
           <w:b/>
         </w:rPr>
+        <w:t xml:space="preserve">Tallticka (NT) </w:t>
+      </w:r>
+      <w:r>
+        <w:t xml:space="preserve">uppträder först på tallar som är 100–150 år gamla men är vanligast på träd som är runt 150–200 år eller äldre. I skogslandskapet är den främst knuten till tallnaturskogar och restbiotoper med biologiskt gamla träd och signalerar vanligtvis skyddsvärda tallbestånd med höga naturvärden. Tallticka är typisk art för </w:t>
+      </w:r>
+      <w:r>
+        <w:rPr>
+          <w:i/>
+        </w:rPr>
+        <w:t xml:space="preserve">9010 Taiga </w:t>
+      </w:r>
+      <w:r>
+        <w:t xml:space="preserve">och </w:t>
+      </w:r>
+      <w:r>
+        <w:rPr>
+          <w:i/>
+        </w:rPr>
+        <w:t>9060 Åsbarrskog</w:t>
+      </w:r>
+      <w:r>
+        <w:t xml:space="preserve"> (SLU Artdatabanken, 2023; Nitare &amp; Skogsstyrelsen, 2019).</w:t>
+      </w:r>
+    </w:p>
+    <w:p>
+      <w:r>
+        <w:rPr>
+          <w:b/>
+        </w:rPr>
         <w:t>Talltita (NT, §4)</w:t>
       </w:r>
       <w:r>
@@ -391,6 +420,35 @@
       </w:r>
       <w:r>
         <w:t xml:space="preserve"> är en fjäril som flyger i juli i mer eller mindre orörd gammal löv- eller blandskog, särskilt sådan med björk och bok. Larven lever i fnöskticka m.fl. tickor och kläckhålen och resterna av larvgångar i äldre fruktkroppar är lätta att känna igen och inventera. Arten hotas av avverkning av gamla, svampangripna lövträd samt bortforsling av döda lövträd, vindfällen och lågor. Gamla lövträd och naturbestånd med lövskog - särskilt björk och bok - bör sparas så långt möjligt och död ved lämnas kvar i skogen (SLU Artdatabanken, 2025).</w:t>
+      </w:r>
+    </w:p>
+    <w:p>
+      <w:r>
+        <w:rPr>
+          <w:b/>
+        </w:rPr>
+        <w:t>Mindre märgborre</w:t>
+      </w:r>
+      <w:r>
+        <w:t xml:space="preserve"> är en signalart för tallskog med höga naturvärden och betraktas tillsammans med skarptandad barkborre som nyckelarter för ett antal sällsynta åtgärdsprogramsarter som är beroende av deras gångsystem. Bland dessa kan nämnas avlång barkborre (VU), </w:t>
+      </w:r>
+      <w:r>
+        <w:rPr>
+          <w:i/>
+        </w:rPr>
+        <w:t>Corticeus longulus</w:t>
+      </w:r>
+      <w:r>
+        <w:t xml:space="preserve"> (VU), tallgångbagge (VU), cholodkovskys bastborre (NT) och tallbarksvartbagge (NT). Den mindre märgborrens måsvingeliknande gnaggångar är lätta att känna igen och hittas ofta på grova tallgrenar på marken. Rika förekomster av främst mindre märgborre men även skarptandad barkborre är en signal för artrikedom och inventeringar har visat att det är i skogar med en naturlig självgallring som det skapas förutsättningar för dessa arter samt de efterföljande åtgärdsprogramsarterna. Tallskogar med stark förekomst av mindre märgborre och skarptandad barkborre bör avsättas som reservat. Generellt bör hänsyn tas vid slutavverkning av talldominerad skog så att avverkningsrester som gren- och toppdelar lämnas. Mindre märgborre är typisk art för </w:t>
+      </w:r>
+      <w:r>
+        <w:rPr>
+          <w:i/>
+        </w:rPr>
+        <w:t>9060 Åsbarrskog</w:t>
+      </w:r>
+      <w:r>
+        <w:t xml:space="preserve"> (SLU Artdatabanken, 2026; Pettersson, 2014; Hedgren, 2012; Gunnarsson m fl., 1999).</w:t>
       </w:r>
     </w:p>
     <w:p>
@@ -579,7 +637,7 @@
     </w:p>
     <w:p>
       <w:r>
-        <w:t>Följande typiska arter har sina livsmiljöer och växtplatser i den avverkningsanmälda skogen: knärot (VU, T, §8), kolflarnlav (NT, T), ullticka (NT, T), blåmossa (S, T), bronshjon (S, T), granbarkgnagare (S, T), stubbspretmossa (S, T), vedticka (S, T), kransmossa (T), skriftlav (T), spillkråka (T, §4) och tofsmes (T, §4).</w:t>
+        <w:t>Följande typiska arter har sina livsmiljöer och växtplatser i den avverkningsanmälda skogen: knärot (VU, T, §8), kolflarnlav (NT, T), tallticka (NT, T), ullticka (NT, T), blåmossa (S, T), bronshjon (S, T), granbarkgnagare (S, T), mindre märgborre (S, T), stubbspretmossa (S, T), vedticka (S, T), kransmossa (T), skriftlav (T), spillkråka (T, §4) och tofsmes (T, §4).</w:t>
       </w:r>
     </w:p>
     <w:p>
@@ -646,7 +704,9 @@
         <w:pStyle w:val="Title"/>
       </w:pPr>
       <w:r>
-        <w:t>BILAGA 1 – Fridlysta arter</w:t>
+        <w:t>BILAGA 1 –</w:t>
+        <w:br/>
+        <w:t>Fridlysta och rödlistade arter</w:t>
       </w:r>
     </w:p>
     <w:p>
@@ -1001,6 +1061,200 @@
       </w:r>
       <w:r>
         <w:t>SLU Artdatabanken, Uppsala</w:t>
+      </w:r>
+    </w:p>
+    <w:p>
+      <w:pPr>
+        <w:pStyle w:val="Heading1"/>
+      </w:pPr>
+      <w:r>
+        <w:t>Mindre märgborre – ekologi samt krav på livsmiljön</w:t>
+      </w:r>
+    </w:p>
+    <w:p>
+      <w:r>
+        <w:t xml:space="preserve">Mindre märgborre är en signalart för tallskog med höga naturvärden och kan lätt konstateras genom sina karaktäristiska måsvingeliknande gnagspår som ofta hittas på grova tallgrenar på marken. Mindre märgborre betraktas tillsammans med skarptandad barkborre som nyckelarter, eftersom en rad sällsynta efterföljande arter är beroende av deras gångsystem. Bland dessa kan nämnas åtgärdsprogramsarterna avlång barkborre (VU), </w:t>
+      </w:r>
+      <w:r>
+        <w:rPr>
+          <w:i/>
+        </w:rPr>
+        <w:t>Corticeus longulus</w:t>
+      </w:r>
+      <w:r>
+        <w:t xml:space="preserve"> (VU), tallgångbagge (VU), cholodkovskys bastborre (NT) och tallbarksvartbagge (NT) (Pettersson, 2014; Gunnarsson m fl., 1999).</w:t>
+      </w:r>
+    </w:p>
+    <w:p>
+      <w:r>
+        <w:t>Tallskogar tillhör de livsmiljöer som förändrats i stor skala, där många kvadratmil har omvandlats till unga produktionsskogar. I sådana skogar saknas förutsättningar för de ovannämnda sällsynta barkborrarna och alltmer kunskap tyder på att skogsbrukets omvandling av skogslandskapet, missgynnar åtgärdsprogrammets arter även inne i skyddade områden (Hedgren, 2012; Hedgren m.fl., 2010; Wikars m.fl., 2010; Wikars, 2009). Orsaken är sannolikt att dagens intensiva skogsbruk trivialiserar faunan på nydöda träd. Detta sker genom att generalister förökas upp i sådan grad i den brukade skogen att dessa även kommer att dominera i de för hållandevis små och fragmenterade områden som avsätts för naturvård (Appelqvist, 2005; Janzen, 1983; Ås, 1999).</w:t>
+      </w:r>
+    </w:p>
+    <w:p>
+      <w:r>
+        <w:t>Ett tydligt exempel på en generalist som gynnas av dagens skogsbruk är större märgborre på nydöd tall. Denna utvecklas förutom i vindfällen gärna i avverkningsavfall, inklusive avverkningsstubbar och röjningsstammar. Därmed har den större märgborren möjlighet att upprätthålla stora och stabila populationer på huvuddelen av landets skogsmark, vilket leder till en trivialisering av faunan. Större märgborre inverkar sannolikt direkt negativt på arter som tolvtandad barkborre (EN) och avlång barkborre (VU), och indirekt på de som är gynnade av blånadssvampar, dvs. följearter till framförallt mindre märgborre och skarptandad barkborre. De barkborrar som missgynnas av större märgborre är i mycket högre grad gynnade av tallar som dör genom självgallring, dvs. i normalfallet skog som inte används till skogsproduktion (Pettersson, 2014; Wikars, skriftl.).</w:t>
+      </w:r>
+    </w:p>
+    <w:p>
+      <w:r>
+        <w:t xml:space="preserve">Rika förekomster av främst mindre märgborre men även skarptandad barkborre är en signal för artrikedom och inventeringar har visat att det är i skogar med en naturlig självgallring som det skapas förutsättningar för dessa arter samt de efterföljande åtgärdsprogramsarterna (Pettersson, 2014; Hedgren, 2012). Tallskogar med stark förekomst av mindre märgborre och skarptandad barkborre bör avsättas som reservat. Generellt bör hänsyn tas vid slutavverkning av talldominerad skog så att avverkningsrester som gren- och toppdelar (s.k. GROT) lämnas. Mindre märgborre är typisk art för </w:t>
+      </w:r>
+      <w:r>
+        <w:rPr>
+          <w:i/>
+        </w:rPr>
+        <w:t>9060 Åsbarrskog</w:t>
+      </w:r>
+      <w:r>
+        <w:t xml:space="preserve"> (Pettersson, 2014; SLU Artdatabanken, 2026).</w:t>
+      </w:r>
+    </w:p>
+    <w:p>
+      <w:pPr>
+        <w:pStyle w:val="Heading2"/>
+      </w:pPr>
+      <w:r>
+        <w:t>Referenser – mindre märgborre</w:t>
+      </w:r>
+    </w:p>
+    <w:p>
+      <w:r>
+        <w:t xml:space="preserve">Appelqvist, T., 2005. </w:t>
+      </w:r>
+      <w:r>
+        <w:rPr>
+          <w:i/>
+        </w:rPr>
+        <w:t>Naturvårdsbiologisk forskning. Underlag för områdesskydd i landskapet.</w:t>
+      </w:r>
+      <w:r>
+        <w:t xml:space="preserve"> Naturvårdsverket, Rapport 5452.</w:t>
+      </w:r>
+    </w:p>
+    <w:p>
+      <w:r>
+        <w:t xml:space="preserve">Gunnarsson, B., Pettersson, R. B., Hake, M. och Hultengren, S. &amp; Sjöberg, K., 1999. </w:t>
+      </w:r>
+      <w:r>
+        <w:rPr>
+          <w:i/>
+        </w:rPr>
+        <w:t xml:space="preserve">Spindlar och skalbaggar som indikatorer i barrskog. </w:t>
+      </w:r>
+      <w:r>
+        <w:t>Skog &amp; Forskning, Nr. 2/99, s. 46–51.</w:t>
+      </w:r>
+    </w:p>
+    <w:p>
+      <w:r>
+        <w:t xml:space="preserve">Hedgren, O., 2012. </w:t>
+      </w:r>
+      <w:r>
+        <w:rPr>
+          <w:i/>
+        </w:rPr>
+        <w:t>Hotade insekter på tallved i Dalarna.</w:t>
+      </w:r>
+      <w:r>
+        <w:t xml:space="preserve"> Länsstyrelsen Dalarna, Naturvårdsenheten. Rapport 2012:16.</w:t>
+      </w:r>
+    </w:p>
+    <w:p>
+      <w:r>
+        <w:t xml:space="preserve">Hedgren, O. 2010. </w:t>
+      </w:r>
+      <w:r>
+        <w:rPr>
+          <w:i/>
+        </w:rPr>
+        <w:t>Vedinsekter i tallskog och på brandfält i Värmland.</w:t>
+      </w:r>
+      <w:r>
+        <w:t xml:space="preserve"> Länsstyrelsen Värmland, Stencil, 39 s.</w:t>
+      </w:r>
+    </w:p>
+    <w:p>
+      <w:r>
+        <w:t xml:space="preserve">Janzen, D. H., 1983. </w:t>
+      </w:r>
+      <w:r>
+        <w:rPr>
+          <w:i/>
+        </w:rPr>
+        <w:t>No park is an island: Increase in interference from outside as park size decreases</w:t>
+      </w:r>
+      <w:r>
+        <w:t>. Oikos 41: 402–410.</w:t>
+      </w:r>
+    </w:p>
+    <w:p>
+      <w:r>
+        <w:t xml:space="preserve">Jonsell, M., Weslien, J. &amp; Ehn ström, B., 1998. </w:t>
+      </w:r>
+      <w:r>
+        <w:rPr>
+          <w:i/>
+        </w:rPr>
+        <w:t>Substrate requirements of red-listed saproxylic invertebrates in Sweden</w:t>
+      </w:r>
+      <w:r>
+        <w:t>. Biodiversity and Conserv. 7: 749–764.</w:t>
+      </w:r>
+    </w:p>
+    <w:p>
+      <w:r>
+        <w:t xml:space="preserve">Pettersson, R. B., 2014). </w:t>
+      </w:r>
+      <w:r>
+        <w:rPr>
+          <w:i/>
+        </w:rPr>
+        <w:t>Åtgärdsprogram för skalbaggar på nyligen död tall, 2014–2018.</w:t>
+      </w:r>
+      <w:r>
+        <w:t xml:space="preserve"> Rapport 6599. Bromma: Naturvårdsverket.</w:t>
+      </w:r>
+    </w:p>
+    <w:p>
+      <w:r>
+        <w:t xml:space="preserve">SLU Artdatabanken, 2026. </w:t>
+      </w:r>
+      <w:r>
+        <w:rPr>
+          <w:i/>
+        </w:rPr>
+        <w:t xml:space="preserve">Artfaktablad. Naturvård – artfakta. </w:t>
+      </w:r>
+      <w:r>
+        <w:t>SLU Artdatabanken, Uppsala.</w:t>
+      </w:r>
+    </w:p>
+    <w:p>
+      <w:r>
+        <w:t xml:space="preserve">Wikars, L.-O., Hansson, J. &amp; Hedgren, O., 2010. </w:t>
+      </w:r>
+      <w:r>
+        <w:rPr>
+          <w:i/>
+        </w:rPr>
+        <w:t>Inventering av vedlevande skalbaggar – tallskogar i Örebro län.</w:t>
+      </w:r>
+      <w:r>
+        <w:t xml:space="preserve"> Länsstyrelsen i Örebro län, publ.nr. 2010:2.</w:t>
+      </w:r>
+    </w:p>
+    <w:p>
+      <w:r>
+        <w:t xml:space="preserve">Wikars, L.-O., 2009. </w:t>
+      </w:r>
+      <w:r>
+        <w:rPr>
+          <w:i/>
+        </w:rPr>
+        <w:t>Vedskalbaggar i Hamra nationalpark, Gävleborgs län.</w:t>
+      </w:r>
+      <w:r>
+        <w:t xml:space="preserve"> Länsstyrelsen Gävleborg, Rapport 2009:14.</w:t>
       </w:r>
     </w:p>
     <w:p>
@@ -1451,7 +1705,7 @@
     <w:r>
       <w:tab/>
       <w:tab/>
-      <w:t>2026-07-13</w:t>
+      <w:t>2026-07-14</w:t>
       <w:br/>
       <w:br/>
     </w:r>

--- a/tillsyn/A 24801-2026 tillsynsbegäran.docx
+++ b/tillsyn/A 24801-2026 tillsynsbegäran.docx
@@ -1705,7 +1705,7 @@
     <w:r>
       <w:tab/>
       <w:tab/>
-      <w:t>2026-07-14</w:t>
+      <w:t>2026-07-15</w:t>
       <w:br/>
       <w:br/>
     </w:r>

--- a/tillsyn/A 24801-2026 tillsynsbegäran.docx
+++ b/tillsyn/A 24801-2026 tillsynsbegäran.docx
@@ -1705,7 +1705,7 @@
     <w:r>
       <w:tab/>
       <w:tab/>
-      <w:t>2026-07-15</w:t>
+      <w:t>2026-07-16</w:t>
       <w:br/>
       <w:br/>
     </w:r>

--- a/tillsyn/A 24801-2026 tillsynsbegäran.docx
+++ b/tillsyn/A 24801-2026 tillsynsbegäran.docx
@@ -1705,7 +1705,7 @@
     <w:r>
       <w:tab/>
       <w:tab/>
-      <w:t>2026-07-16</w:t>
+      <w:t>2026-07-17</w:t>
       <w:br/>
       <w:br/>
     </w:r>

--- a/tillsyn/A 24801-2026 tillsynsbegäran.docx
+++ b/tillsyn/A 24801-2026 tillsynsbegäran.docx
@@ -1705,7 +1705,7 @@
     <w:r>
       <w:tab/>
       <w:tab/>
-      <w:t>2026-07-17</w:t>
+      <w:t>2026-07-18</w:t>
       <w:br/>
       <w:br/>
     </w:r>

--- a/tillsyn/A 24801-2026 tillsynsbegäran.docx
+++ b/tillsyn/A 24801-2026 tillsynsbegäran.docx
@@ -1705,7 +1705,7 @@
     <w:r>
       <w:tab/>
       <w:tab/>
-      <w:t>2026-07-18</w:t>
+      <w:t>2026-07-19</w:t>
       <w:br/>
       <w:br/>
     </w:r>

--- a/tillsyn/A 24801-2026 tillsynsbegäran.docx
+++ b/tillsyn/A 24801-2026 tillsynsbegäran.docx
@@ -1705,7 +1705,7 @@
     <w:r>
       <w:tab/>
       <w:tab/>
-      <w:t>2026-07-19</w:t>
+      <w:t>2026-07-20</w:t>
       <w:br/>
       <w:br/>
     </w:r>

--- a/tillsyn/A 24801-2026 tillsynsbegäran.docx
+++ b/tillsyn/A 24801-2026 tillsynsbegäran.docx
@@ -1705,7 +1705,7 @@
     <w:r>
       <w:tab/>
       <w:tab/>
-      <w:t>2026-07-20</w:t>
+      <w:t>2026-07-21</w:t>
       <w:br/>
       <w:br/>
     </w:r>

--- a/tillsyn/A 24801-2026 tillsynsbegäran.docx
+++ b/tillsyn/A 24801-2026 tillsynsbegäran.docx
@@ -1705,7 +1705,7 @@
     <w:r>
       <w:tab/>
       <w:tab/>
-      <w:t>2026-07-21</w:t>
+      <w:t>2026-07-22</w:t>
       <w:br/>
       <w:br/>
     </w:r>

--- a/tillsyn/A 24801-2026 tillsynsbegäran.docx
+++ b/tillsyn/A 24801-2026 tillsynsbegäran.docx
@@ -1705,7 +1705,7 @@
     <w:r>
       <w:tab/>
       <w:tab/>
-      <w:t>2026-07-22</w:t>
+      <w:t>2026-07-23</w:t>
       <w:br/>
       <w:br/>
     </w:r>

--- a/tillsyn/A 24801-2026 tillsynsbegäran.docx
+++ b/tillsyn/A 24801-2026 tillsynsbegäran.docx
@@ -65,7 +65,7 @@
     </w:p>
     <w:p>
       <w:r>
-        <w:t>I och inom 20 meter från avverkningsanmälan finns fynd av 23 naturvårdsarter, varav 6 är rödlistade, 7 är fridlysta, 14 är typiska (T) och 10 är signalarter (S): knärot (VU, T, §8), blanksvart spiklav (NT), kolflarnlav (NT, T), tallticka (NT, T), talltita (NT, §4), ullticka (NT, T), björksplintborre (S), blåmossa (S, T), bronshjon (S, T), granbarkgnagare (S, T), jättesvampmal (S), mindre märgborre (S, T), stubbspretmossa (S, T), thomsons trägnagare (S), vedticka (S, T), vågbandad barkbock (S), kransmossa (T), skriftlav (T), spillkråka (T, §4), tofsmes (T, §4), vanlig groda (§6), vanlig snok (§6) och fläcknycklar (§8). Se Figur 1.</w:t>
+        <w:t>I och inom 20 meter från avverkningsanmälan finns fynd av 21 naturvårdsarter, varav 5 är rödlistade, 6 är fridlysta, 13 är typiska (T) och 10 är signalarter (S): knärot (VU, T, §8), blanksvart spiklav (NT), kolflarnlav (NT, T), tallticka (NT, T), ullticka (NT, T), björksplintborre (S), blåmossa (S, T), bronshjon (S, T), granbarkgnagare (S, T), jättesvampmal (S), mindre märgborre (S, T), stubbspretmossa (S, T), thomsons trägnagare (S), vedticka (S, T), vågbandad barkbock (S), skriftlav (T), spillkråka (T, §4), tofsmes (T, §4), vanlig groda (§6), vanlig snok (§6) och fläcknycklar (§8). Se Figur 1.</w:t>
       </w:r>
     </w:p>
     <w:p>
@@ -269,17 +269,6 @@
         <w:rPr>
           <w:b/>
         </w:rPr>
-        <w:t>Talltita (NT, §4)</w:t>
-      </w:r>
-      <w:r>
-        <w:t>, rödlistad som nära hotad och prioriterad art i Skogsvårdslagen, har häckningsrevir i anmälan. Arten har minskat kraftigt de senaste 30 åren och minskningstakten innevarande 10-årsperiod beräknas till 20 (10–30) %. Talltitan är synnerligen trogen sitt cirka 15 hektar stora revir och är beroende av flerskiktade olikåldriga skogar för att kunna föda upp sina ungar. Talltitan försvinner om dess livsmiljö kalavverkas (Eggers &amp; Low, 2014; Ekman, 1979; Griesser et al, 2007; Klein, 2020; Siffczyk et al, 2003; SLU Artdatabanken, 2021).</w:t>
-      </w:r>
-    </w:p>
-    <w:p>
-      <w:r>
-        <w:rPr>
-          <w:b/>
-        </w:rPr>
         <w:t>Ullticka (NT)</w:t>
       </w:r>
       <w:r>
@@ -500,35 +489,6 @@
       </w:r>
       <w:r>
         <w:t>är en långhorning vars larvutveckling sker under bark på nyligen döda stående barrträd, främst gran, mer undantagsvis på tall. Främst i stående träd, särskilt gamla, långsamvuxna granar med grov bark, även i grövre grenar, stubbar eller vindfällen. Arten är starkt knuten till naturskogsliknande granskogar, och gynnas av extrema torrsomrar som försvagar träden. Arten påverkas negativt av brist på kontinuitetsskog och en minskning av populationen pågår eller förväntas ske (SLU Artdatabanken, 2025).</w:t>
-      </w:r>
-    </w:p>
-    <w:p>
-      <w:r>
-        <w:rPr>
-          <w:b/>
-        </w:rPr>
-        <w:t>Kransmossa</w:t>
-      </w:r>
-      <w:r>
-        <w:t xml:space="preserve"> är typisk art för </w:t>
-      </w:r>
-      <w:r>
-        <w:rPr>
-          <w:i/>
-        </w:rPr>
-        <w:t xml:space="preserve">9050 Näringsrik granskog </w:t>
-      </w:r>
-      <w:r>
-        <w:t xml:space="preserve">och </w:t>
-      </w:r>
-      <w:r>
-        <w:rPr>
-          <w:i/>
-        </w:rPr>
-        <w:t xml:space="preserve">6170 Alpina kalkgräsmarker </w:t>
-      </w:r>
-      <w:r>
-        <w:t>(SLU Artdatabanken, 2025).</w:t>
       </w:r>
     </w:p>
     <w:p>
@@ -637,7 +597,7 @@
     </w:p>
     <w:p>
       <w:r>
-        <w:t>Följande typiska arter har sina livsmiljöer och växtplatser i den avverkningsanmälda skogen: knärot (VU, T, §8), kolflarnlav (NT, T), tallticka (NT, T), ullticka (NT, T), blåmossa (S, T), bronshjon (S, T), granbarkgnagare (S, T), mindre märgborre (S, T), stubbspretmossa (S, T), vedticka (S, T), kransmossa (T), skriftlav (T), spillkråka (T, §4) och tofsmes (T, §4).</w:t>
+        <w:t>Följande typiska arter har sina livsmiljöer och växtplatser i den avverkningsanmälda skogen: knärot (VU, T, §8), kolflarnlav (NT, T), tallticka (NT, T), ullticka (NT, T), blåmossa (S, T), bronshjon (S, T), granbarkgnagare (S, T), mindre märgborre (S, T), stubbspretmossa (S, T), vedticka (S, T), skriftlav (T), spillkråka (T, §4) och tofsmes (T, §4).</w:t>
       </w:r>
     </w:p>
     <w:p>
@@ -941,126 +901,6 @@
       </w:r>
       <w:r>
         <w:t>SLU Artdatabanken, Uppsala.</w:t>
-      </w:r>
-    </w:p>
-    <w:p>
-      <w:pPr>
-        <w:pStyle w:val="Heading1"/>
-      </w:pPr>
-      <w:r>
-        <w:t>Talltita – ekologi samt krav på livsmiljön</w:t>
-      </w:r>
-    </w:p>
-    <w:p>
-      <w:r>
-        <w:t>Talltita är rödlistad som NT, fridlyst och prioriterad art i Skogsvårdslagen. Den omfattas av EU:s fågeldirektiv. Arten har minskat kraftigt de senaste 30 åren och minskningstakten innevarande 10-årsperiod beräknas till 20 (10–30) % (SLU Artdatabanken, 2022).</w:t>
-      </w:r>
-    </w:p>
-    <w:p>
-      <w:r>
-        <w:t>Talltita föredrar större sammanhängande barrskogar, och finns såväl i tallskog som granskog och i lövblandad barrskog. Skogens struktur är viktig och ska helst vara flerskiktad med riklig underväxt av mindre granar, björk och andra lövträd och buskar. Tillgång på murknande högstubbar är särskilt viktig, eftersom talltitan helst själv hackar ut sitt bohål (SLU Artdatabanken, 2022).</w:t>
-      </w:r>
-    </w:p>
-    <w:p>
-      <w:r>
-        <w:t>Det finns flera studier som visar att talltita är känslig för gallring och inte överlever när dess livsmiljö kalavverkas (Eggers and Low, 2014; Griesser et al., 2007; Klein, 2020). Talltitans revir är förhållandevis stora, 10–20 hektar och arten missgynnas när skogen fragmenteras. Kalavverkning av större delar av reviret innebär att det överges (Artdatabanken, 2021).</w:t>
-      </w:r>
-    </w:p>
-    <w:p>
-      <w:r>
-        <w:t>Talltitan är synnerligen trogen sitt revir så länge paret lever och biotopen förblir intakt. Paret stannar i sitt revir året om. En förlust av ett revir har därför en stor inverkan på den lokala populationen och trakthyggesbruket anses vara orsak till den svenska populationens kraftiga minskning. Talltiteparets revirtrohet innebär att närhelst under året man observerar en adult talltita så ingår denna plats i reviret (Siffczyk et al., 2003; Ekman, 1979).</w:t>
-      </w:r>
-    </w:p>
-    <w:p>
-      <w:pPr>
-        <w:pStyle w:val="Heading2"/>
-      </w:pPr>
-      <w:r>
-        <w:t>Referenser – talltita</w:t>
-      </w:r>
-    </w:p>
-    <w:p>
-      <w:r>
-        <w:t xml:space="preserve">Eggers, S., Low, M., 2014. </w:t>
-      </w:r>
-      <w:r>
-        <w:rPr>
-          <w:i/>
-        </w:rPr>
-        <w:t xml:space="preserve">Differential demographic responses of sympatric Parids to vegetation management in boreal forest. </w:t>
-      </w:r>
-      <w:r>
-        <w:t>For. Ecol. Manage. 319, 169–175.</w:t>
-      </w:r>
-    </w:p>
-    <w:p>
-      <w:r>
-        <w:t xml:space="preserve">Ekman, J., 1979. </w:t>
-      </w:r>
-      <w:r>
-        <w:rPr>
-          <w:i/>
-        </w:rPr>
-        <w:t xml:space="preserve">Coherence, composition and territories of winter social groups of the Willow Tit Parus montanus and the Crested Tit P. cristatus. </w:t>
-      </w:r>
-      <w:r>
-        <w:t>Ornis Scandinavica, 10, pp 56–68</w:t>
-      </w:r>
-    </w:p>
-    <w:p>
-      <w:r>
-        <w:t xml:space="preserve">Griesser, M., Nystrand, M., Eggers, S., Ekman, J., 2007. </w:t>
-      </w:r>
-      <w:r>
-        <w:rPr>
-          <w:i/>
-        </w:rPr>
-        <w:t xml:space="preserve">Impact of forestry practices on fitness correlates and population productivity in an open-nesting bird species. </w:t>
-      </w:r>
-      <w:r>
-        <w:t>Conserv. Biol. 21, 767–774. https://doi.org/10.1111/j.1523- 1739.2007.00675.x</w:t>
-      </w:r>
-    </w:p>
-    <w:p>
-      <w:r>
-        <w:t xml:space="preserve">Klein, J., 2020. </w:t>
-      </w:r>
-      <w:r>
-        <w:rPr>
-          <w:i/>
-        </w:rPr>
-        <w:t xml:space="preserve">The forgotten forest – On thinning, retention, and biodiversity in the boreal forest. </w:t>
-      </w:r>
-      <w:r>
-        <w:t>Doctoral Thesis No. 2020:50</w:t>
-      </w:r>
-    </w:p>
-    <w:p>
-      <w:r>
-        <w:t xml:space="preserve">Siffczyk, C., Brotons, L., Kangas, K., Orell, M., 2003. </w:t>
-      </w:r>
-      <w:r>
-        <w:rPr>
-          <w:i/>
-        </w:rPr>
-        <w:t xml:space="preserve">Home range size of willow tits. </w:t>
-      </w:r>
-      <w:r>
-        <w:t>Oecologica, 136, 635–642 (2003)</w:t>
-      </w:r>
-    </w:p>
-    <w:p>
-      <w:r>
-        <w:t xml:space="preserve">SLU Artdatabanken, 2021. </w:t>
-      </w:r>
-      <w:r>
-        <w:rPr>
-          <w:i/>
-        </w:rPr>
-        <w:t xml:space="preserve">Artfaktablad. Naturvård – artfakta. </w:t>
-      </w:r>
-      <w:r>
-        <w:t>SLU Artdatabanken, Uppsala</w:t>
       </w:r>
     </w:p>
     <w:p>
@@ -1705,7 +1545,7 @@
     <w:r>
       <w:tab/>
       <w:tab/>
-      <w:t>2026-07-23</w:t>
+      <w:t>2026-07-24</w:t>
       <w:br/>
       <w:br/>
     </w:r>

--- a/tillsyn/A 24801-2026 tillsynsbegäran.docx
+++ b/tillsyn/A 24801-2026 tillsynsbegäran.docx
@@ -1545,7 +1545,7 @@
     <w:r>
       <w:tab/>
       <w:tab/>
-      <w:t>2026-07-24</w:t>
+      <w:t>2026-07-25</w:t>
       <w:br/>
       <w:br/>
     </w:r>

--- a/tillsyn/A 24801-2026 tillsynsbegäran.docx
+++ b/tillsyn/A 24801-2026 tillsynsbegäran.docx
@@ -1545,7 +1545,7 @@
     <w:r>
       <w:tab/>
       <w:tab/>
-      <w:t>2026-07-25</w:t>
+      <w:t>2026-07-26</w:t>
       <w:br/>
       <w:br/>
     </w:r>

--- a/tillsyn/A 24801-2026 tillsynsbegäran.docx
+++ b/tillsyn/A 24801-2026 tillsynsbegäran.docx
@@ -1545,7 +1545,7 @@
     <w:r>
       <w:tab/>
       <w:tab/>
-      <w:t>2026-07-26</w:t>
+      <w:t>2026-07-27</w:t>
       <w:br/>
       <w:br/>
     </w:r>

--- a/tillsyn/A 24801-2026 tillsynsbegäran.docx
+++ b/tillsyn/A 24801-2026 tillsynsbegäran.docx
@@ -1545,7 +1545,7 @@
     <w:r>
       <w:tab/>
       <w:tab/>
-      <w:t>2026-07-27</w:t>
+      <w:t>2026-07-28</w:t>
       <w:br/>
       <w:br/>
     </w:r>

--- a/tillsyn/A 24801-2026 tillsynsbegäran.docx
+++ b/tillsyn/A 24801-2026 tillsynsbegäran.docx
@@ -1545,7 +1545,7 @@
     <w:r>
       <w:tab/>
       <w:tab/>
-      <w:t>2026-07-28</w:t>
+      <w:t>2026-07-29</w:t>
       <w:br/>
       <w:br/>
     </w:r>

--- a/tillsyn/A 24801-2026 tillsynsbegäran.docx
+++ b/tillsyn/A 24801-2026 tillsynsbegäran.docx
@@ -1545,7 +1545,7 @@
     <w:r>
       <w:tab/>
       <w:tab/>
-      <w:t>2026-07-29</w:t>
+      <w:t>2026-07-30</w:t>
       <w:br/>
       <w:br/>
     </w:r>

--- a/tillsyn/A 24801-2026 tillsynsbegäran.docx
+++ b/tillsyn/A 24801-2026 tillsynsbegäran.docx
@@ -1545,7 +1545,7 @@
     <w:r>
       <w:tab/>
       <w:tab/>
-      <w:t>2026-07-30</w:t>
+      <w:t>2026-07-31</w:t>
       <w:br/>
       <w:br/>
     </w:r>

--- a/tillsyn/A 24801-2026 tillsynsbegäran.docx
+++ b/tillsyn/A 24801-2026 tillsynsbegäran.docx
@@ -1545,7 +1545,7 @@
     <w:r>
       <w:tab/>
       <w:tab/>
-      <w:t>2026-07-31</w:t>
+      <w:t>2026-08-01</w:t>
       <w:br/>
       <w:br/>
     </w:r>

--- a/tillsyn/A 24801-2026 tillsynsbegäran.docx
+++ b/tillsyn/A 24801-2026 tillsynsbegäran.docx
@@ -1545,7 +1545,7 @@
     <w:r>
       <w:tab/>
       <w:tab/>
-      <w:t>2026-08-01</w:t>
+      <w:t>2026-08-02</w:t>
       <w:br/>
       <w:br/>
     </w:r>

--- a/tillsyn/A 24801-2026 tillsynsbegäran.docx
+++ b/tillsyn/A 24801-2026 tillsynsbegäran.docx
@@ -1545,7 +1545,7 @@
     <w:r>
       <w:tab/>
       <w:tab/>
-      <w:t>2026-08-02</w:t>
+      <w:t>2026-08-03</w:t>
       <w:br/>
       <w:br/>
     </w:r>

--- a/tillsyn/A 24801-2026 tillsynsbegäran.docx
+++ b/tillsyn/A 24801-2026 tillsynsbegäran.docx
@@ -1545,7 +1545,7 @@
     <w:r>
       <w:tab/>
       <w:tab/>
-      <w:t>2026-08-03</w:t>
+      <w:t>2026-08-05</w:t>
       <w:br/>
       <w:br/>
     </w:r>

--- a/tillsyn/A 24801-2026 tillsynsbegäran.docx
+++ b/tillsyn/A 24801-2026 tillsynsbegäran.docx
@@ -1545,7 +1545,7 @@
     <w:r>
       <w:tab/>
       <w:tab/>
-      <w:t>2026-08-05</w:t>
+      <w:t>2026-08-07</w:t>
       <w:br/>
       <w:br/>
     </w:r>

--- a/tillsyn/A 24801-2026 tillsynsbegäran.docx
+++ b/tillsyn/A 24801-2026 tillsynsbegäran.docx
@@ -1545,7 +1545,7 @@
     <w:r>
       <w:tab/>
       <w:tab/>
-      <w:t>2026-08-07</w:t>
+      <w:t>2026-08-08</w:t>
       <w:br/>
       <w:br/>
     </w:r>

--- a/tillsyn/A 24801-2026 tillsynsbegäran.docx
+++ b/tillsyn/A 24801-2026 tillsynsbegäran.docx
@@ -60,7 +60,7 @@
         <w:spacing w:after="240"/>
       </w:pPr>
       <w:r>
-        <w:t>Figur 1. Fyndplatser för naturvårdsarter i och inom 20 meter från avverkningsanmälan. Markörer utan svart kant är placerade på fyndplatsen. Markörer med svart kant är placerade vid sidan av fyndplatsen har ett svart streck som visar fyndplatsens exakta position. Kartans mittpunktskoordinat är N 6556462, E 673029 i SWEREF 99 TM.</w:t>
+        <w:t>Figur 1. Fyndplatser för naturvårdsarter i och inom 20 meter från avverkningsanmälan. Markörer utan svart kant är placerade på fyndplatsen. Markörer med svart kant är placerade vid sidan av fyndplatsen och har ett svart streck som visar fyndplatsens exakta position. Kartans mittpunktskoordinat är N 6556462, E 673029 i SWEREF 99 TM.</w:t>
       </w:r>
     </w:p>
     <w:p>
@@ -1545,7 +1545,7 @@
     <w:r>
       <w:tab/>
       <w:tab/>
-      <w:t>2026-08-14</w:t>
+      <w:t>2026-08-15</w:t>
       <w:br/>
       <w:br/>
     </w:r>

--- a/tillsyn/A 24801-2026 tillsynsbegäran.docx
+++ b/tillsyn/A 24801-2026 tillsynsbegäran.docx
@@ -1545,7 +1545,7 @@
     <w:r>
       <w:tab/>
       <w:tab/>
-      <w:t>2026-08-15</w:t>
+      <w:t>2026-08-16</w:t>
       <w:br/>
       <w:br/>
     </w:r>

--- a/tillsyn/A 24801-2026 tillsynsbegäran.docx
+++ b/tillsyn/A 24801-2026 tillsynsbegäran.docx
@@ -1545,7 +1545,7 @@
     <w:r>
       <w:tab/>
       <w:tab/>
-      <w:t>2026-08-16</w:t>
+      <w:t>2026-08-17</w:t>
       <w:br/>
       <w:br/>
     </w:r>

--- a/tillsyn/A 24801-2026 tillsynsbegäran.docx
+++ b/tillsyn/A 24801-2026 tillsynsbegäran.docx
@@ -1545,7 +1545,7 @@
     <w:r>
       <w:tab/>
       <w:tab/>
-      <w:t>2026-08-17</w:t>
+      <w:t>2026-08-18</w:t>
       <w:br/>
       <w:br/>
     </w:r>

--- a/tillsyn/A 24801-2026 tillsynsbegäran.docx
+++ b/tillsyn/A 24801-2026 tillsynsbegäran.docx
@@ -1545,7 +1545,7 @@
     <w:r>
       <w:tab/>
       <w:tab/>
-      <w:t>2026-08-18</w:t>
+      <w:t>2026-08-19</w:t>
       <w:br/>
       <w:br/>
     </w:r>

--- a/tillsyn/A 24801-2026 tillsynsbegäran.docx
+++ b/tillsyn/A 24801-2026 tillsynsbegäran.docx
@@ -1545,7 +1545,7 @@
     <w:r>
       <w:tab/>
       <w:tab/>
-      <w:t>2026-08-19</w:t>
+      <w:t>2026-08-20</w:t>
       <w:br/>
       <w:br/>
     </w:r>

--- a/tillsyn/A 24801-2026 tillsynsbegäran.docx
+++ b/tillsyn/A 24801-2026 tillsynsbegäran.docx
@@ -1545,7 +1545,7 @@
     <w:r>
       <w:tab/>
       <w:tab/>
-      <w:t>2026-08-20</w:t>
+      <w:t>2026-08-21</w:t>
       <w:br/>
       <w:br/>
     </w:r>

--- a/tillsyn/A 24801-2026 tillsynsbegäran.docx
+++ b/tillsyn/A 24801-2026 tillsynsbegäran.docx
@@ -1545,7 +1545,7 @@
     <w:r>
       <w:tab/>
       <w:tab/>
-      <w:t>2026-08-21</w:t>
+      <w:t>2026-08-22</w:t>
       <w:br/>
       <w:br/>
     </w:r>

--- a/tillsyn/A 24801-2026 tillsynsbegäran.docx
+++ b/tillsyn/A 24801-2026 tillsynsbegäran.docx
@@ -1545,7 +1545,7 @@
     <w:r>
       <w:tab/>
       <w:tab/>
-      <w:t>2026-08-22</w:t>
+      <w:t>2026-08-23</w:t>
       <w:br/>
       <w:br/>
     </w:r>

--- a/tillsyn/A 24801-2026 tillsynsbegäran.docx
+++ b/tillsyn/A 24801-2026 tillsynsbegäran.docx
@@ -1545,7 +1545,7 @@
     <w:r>
       <w:tab/>
       <w:tab/>
-      <w:t>2026-08-23</w:t>
+      <w:t>2026-08-24</w:t>
       <w:br/>
       <w:br/>
     </w:r>

--- a/tillsyn/A 24801-2026 tillsynsbegäran.docx
+++ b/tillsyn/A 24801-2026 tillsynsbegäran.docx
@@ -1545,7 +1545,7 @@
     <w:r>
       <w:tab/>
       <w:tab/>
-      <w:t>2026-08-24</w:t>
+      <w:t>2026-08-25</w:t>
       <w:br/>
       <w:br/>
     </w:r>

--- a/tillsyn/A 24801-2026 tillsynsbegäran.docx
+++ b/tillsyn/A 24801-2026 tillsynsbegäran.docx
@@ -1545,7 +1545,7 @@
     <w:r>
       <w:tab/>
       <w:tab/>
-      <w:t>2026-08-25</w:t>
+      <w:t>2026-08-26</w:t>
       <w:br/>
       <w:br/>
     </w:r>

--- a/tillsyn/A 24801-2026 tillsynsbegäran.docx
+++ b/tillsyn/A 24801-2026 tillsynsbegäran.docx
@@ -1545,7 +1545,7 @@
     <w:r>
       <w:tab/>
       <w:tab/>
-      <w:t>2026-08-26</w:t>
+      <w:t>2026-08-27</w:t>
       <w:br/>
       <w:br/>
     </w:r>

--- a/tillsyn/A 24801-2026 tillsynsbegäran.docx
+++ b/tillsyn/A 24801-2026 tillsynsbegäran.docx
@@ -1545,7 +1545,7 @@
     <w:r>
       <w:tab/>
       <w:tab/>
-      <w:t>2026-08-27</w:t>
+      <w:t>2026-08-28</w:t>
       <w:br/>
       <w:br/>
     </w:r>

--- a/tillsyn/A 24801-2026 tillsynsbegäran.docx
+++ b/tillsyn/A 24801-2026 tillsynsbegäran.docx
@@ -1545,7 +1545,7 @@
     <w:r>
       <w:tab/>
       <w:tab/>
-      <w:t>2026-08-28</w:t>
+      <w:t>2026-08-29</w:t>
       <w:br/>
       <w:br/>
     </w:r>

--- a/tillsyn/A 24801-2026 tillsynsbegäran.docx
+++ b/tillsyn/A 24801-2026 tillsynsbegäran.docx
@@ -1545,7 +1545,7 @@
     <w:r>
       <w:tab/>
       <w:tab/>
-      <w:t>2026-08-29</w:t>
+      <w:t>2026-08-31</w:t>
       <w:br/>
       <w:br/>
     </w:r>

--- a/tillsyn/A 24801-2026 tillsynsbegäran.docx
+++ b/tillsyn/A 24801-2026 tillsynsbegäran.docx
@@ -1545,7 +1545,7 @@
     <w:r>
       <w:tab/>
       <w:tab/>
-      <w:t>2026-08-31</w:t>
+      <w:t>2026-09-01</w:t>
       <w:br/>
       <w:br/>
     </w:r>

--- a/tillsyn/A 24801-2026 tillsynsbegäran.docx
+++ b/tillsyn/A 24801-2026 tillsynsbegäran.docx
@@ -1545,7 +1545,7 @@
     <w:r>
       <w:tab/>
       <w:tab/>
-      <w:t>2026-09-01</w:t>
+      <w:t>2026-09-02</w:t>
       <w:br/>
       <w:br/>
     </w:r>

--- a/tillsyn/A 24801-2026 tillsynsbegäran.docx
+++ b/tillsyn/A 24801-2026 tillsynsbegäran.docx
@@ -1545,7 +1545,7 @@
     <w:r>
       <w:tab/>
       <w:tab/>
-      <w:t>2026-09-02</w:t>
+      <w:t>2026-09-03</w:t>
       <w:br/>
       <w:br/>
     </w:r>

--- a/tillsyn/A 24801-2026 tillsynsbegäran.docx
+++ b/tillsyn/A 24801-2026 tillsynsbegäran.docx
@@ -1545,7 +1545,7 @@
     <w:r>
       <w:tab/>
       <w:tab/>
-      <w:t>2026-09-03</w:t>
+      <w:t>2026-09-04</w:t>
       <w:br/>
       <w:br/>
     </w:r>

--- a/tillsyn/A 24801-2026 tillsynsbegäran.docx
+++ b/tillsyn/A 24801-2026 tillsynsbegäran.docx
@@ -1545,7 +1545,7 @@
     <w:r>
       <w:tab/>
       <w:tab/>
-      <w:t>2026-09-04</w:t>
+      <w:t>2026-09-05</w:t>
       <w:br/>
       <w:br/>
     </w:r>
